--- a/issue10/downloads/article-10.docx
+++ b/issue10/downloads/article-10.docx
@@ -19,19 +19,29 @@
         <w:br/>
       </w:r>
       <w:r>
-        <w:t>Автор: Вишнякова А.И.&lt;br&gt;Рецензент редакции журнала</w:t>
+        <w:t>Автор: Вишнякова А.И. &lt;br&gt; Рецензент редакции журнала</w:t>
         <w:br/>
       </w:r>
     </w:p>
-    <w:p>
-      <w:r>
-        <w:rPr>
-          <w:i/>
+    <w:p/>
+    <w:p>
+      <w:r/>
+    </w:p>
+    <w:p>
+      <w:r/>
+    </w:p>
+    <w:p>
+      <w:r>
+        <w:rPr>
+          <w:b/>
+          <w:i w:val="0"/>
         </w:rPr>
         <w:t>В статье рассматриваются вопросы обеспечения устойчивости функционирования объектов экономики (предприятий, учреждений и иных организаций) в условиях чрезвычайных ситуаций мирного и военного времени. Публикация подготовлена на основе действующих в этой области нормативно-правовых актов и методических документов федерального и регионального уровней.</w:t>
       </w:r>
     </w:p>
-    <w:p/>
+    <w:p>
+      <w:r/>
+    </w:p>
     <w:p>
       <w:pPr>
         <w:jc w:val="both"/>
@@ -433,7 +443,7 @@
             <w:color w:val="0563C1"/>
             <w:u w:val="single"/>
           </w:rPr>
-          <w:t xml:space="preserve">СП 165.1325800.2014. </w:t>
+          <w:t xml:space="preserve">СП 165.1325800.2014.</w:t>
         </w:r>
       </w:hyperlink>
       <w:r>
@@ -441,7 +451,23 @@
           <w:b w:val="0"/>
           <w:i w:val="0"/>
         </w:rPr>
-        <w:t>Свод правил. Инженерно-технические мероприятия по гражданской обороне. Актуализированная редакция СНиП 2.01.51-90»</w:t>
+        <w:t xml:space="preserve"> Свод правил. Инженерно-технические мероприятия по гражданской обороне. Актуализированная редакция </w:t>
+      </w:r>
+      <w:hyperlink r:id="rId9">
+        <w:r>
+          <w:rPr>
+            <w:color w:val="0563C1"/>
+            <w:u w:val="single"/>
+          </w:rPr>
+          <w:t xml:space="preserve">СНиП 2.01.51-90</w:t>
+        </w:r>
+      </w:hyperlink>
+      <w:r>
+        <w:rPr>
+          <w:b w:val="0"/>
+          <w:i w:val="0"/>
+        </w:rPr>
+        <w:t>»</w:t>
       </w:r>
       <w:r>
         <w:rPr>
@@ -826,7 +852,7 @@
           <w:b w:val="0"/>
           <w:i w:val="0"/>
         </w:rPr>
-        <w:t xml:space="preserve">Решение всего комплекса задач обеспечения устойчивости функционирования объекта осуществляется под руководством органов управления, которые создаются согласно требованиям Постановления Правительства РФ от 30.12.2003 N 794 «О Единой государственной системе предупреждения и ликвидации чрезвычайных ситуаций природного и техногенного характера» и </w:t>
+        <w:t>Решение всего комплекса з</w:t>
       </w:r>
       <w:hyperlink r:id="rId10">
         <w:r>
@@ -834,9 +860,18 @@
             <w:color w:val="0563C1"/>
             <w:u w:val="single"/>
           </w:rPr>
-          <w:t xml:space="preserve">Федерального закона от 12.02.1998 N 28-ФЗ «О гражданской обороне»</w:t>
+          <w:t xml:space="preserve">адач обеспечения устойчивости функционирования объекта осуществляется под руководством органов управления, которые создаются согласно требованиям Постановления Правительства РФ от 30.12.2003 N 794 «О Единой государственной системе предупреждения и ликвидации чрезвычайных ситуаций природного и техногенного характера»</w:t>
         </w:r>
       </w:hyperlink>
+      <w:hyperlink r:id="rId11">
+        <w:r>
+          <w:rPr>
+            <w:color w:val="0563C1"/>
+            <w:u w:val="single"/>
+          </w:rPr>
+          <w:t xml:space="preserve"> и Федерального закона от 12.02.1998 N 28-ФЗ «О гражданской обороне»</w:t>
+        </w:r>
+      </w:hyperlink>
       <w:r>
         <w:rPr>
           <w:b w:val="0"/>
@@ -2260,6 +2295,9 @@
         </w:rPr>
         <w:t>В плане и в приложениях к нему приводится перечень мероприятий, направленных на повышение устойчивости функционирования объекта, их объемы, перечень необходимых материалов и оборудования, сил и средств, привлекаемых для выполнения работ, ответственные исполнители, сроки и стоимость выполнения работ.</w:t>
       </w:r>
+    </w:p>
+    <w:p>
+      <w:r/>
     </w:p>
     <w:p>
       <w:pPr>
@@ -2662,7 +2700,7 @@
             <w:color w:val="0563C1"/>
             <w:u w:val="single"/>
           </w:rPr>
-          <w:t xml:space="preserve">СП 165.1325800.2014. </w:t>
+          <w:t xml:space="preserve">СП 165.1325800.2014.</w:t>
         </w:r>
       </w:hyperlink>
       <w:r>
@@ -2670,688 +2708,15 @@
           <w:b w:val="0"/>
           <w:i w:val="0"/>
         </w:rPr>
-        <w:t>Свод правил. Инженерно-технические мероприятия по гражданской обороне. Актуализированная редакция СНиП 2.01.51-90»</w:t>
-      </w:r>
-      <w:r>
-        <w:rPr>
-          <w:vertAlign w:val="superscript"/>
-        </w:rPr>
-        <w:t>24</w:t>
-      </w:r>
-      <w:r>
-        <w:rPr>
-          <w:b w:val="0"/>
-          <w:i w:val="0"/>
-        </w:rPr>
-        <w:t>), ведомственных норм, соответствующих государственных норм и стандартов.</w:t>
-      </w:r>
-    </w:p>
-    <w:p>
-      <w:pPr>
-        <w:jc w:val="both"/>
-      </w:pPr>
-      <w:r>
-        <w:rPr>
-          <w:b w:val="0"/>
-          <w:i w:val="0"/>
-        </w:rPr>
-        <w:t>К числу инженерно-технических мероприятий относятся также и технологические мероприятия, проводимые в целях повышения устойчивости инженерно-технического комплекса объекта.</w:t>
-      </w:r>
-    </w:p>
-    <w:p>
-      <w:pPr>
-        <w:jc w:val="both"/>
-      </w:pPr>
-      <w:r>
-        <w:rPr>
-          <w:b w:val="0"/>
-          <w:i w:val="0"/>
-        </w:rPr>
-        <w:t>Специальные технологические мероприятия обеспечивают создание условий для перевода работы объекта на аварийный режим работы и обеспечения всех видов защиты и спасения людей, попавших в зоны ЧС, и быстрой ликвидации ЧС и ее последствий. К ним относятся:</w:t>
-      </w:r>
-    </w:p>
-    <w:p>
-      <w:pPr>
-        <w:jc w:val="both"/>
-      </w:pPr>
-      <w:r>
-        <w:rPr>
-          <w:b w:val="0"/>
-          <w:i w:val="0"/>
-        </w:rPr>
-        <w:t>- перевод объекта на аварийный режим работы;</w:t>
-      </w:r>
-    </w:p>
-    <w:p>
-      <w:pPr>
-        <w:jc w:val="both"/>
-      </w:pPr>
-      <w:r>
-        <w:rPr>
-          <w:b w:val="0"/>
-          <w:i w:val="0"/>
-        </w:rPr>
-        <w:t>- подготовка объекта к восстановлению после ликвидации ЧС;</w:t>
-      </w:r>
-    </w:p>
-    <w:p>
-      <w:pPr>
-        <w:jc w:val="both"/>
-      </w:pPr>
-      <w:r>
-        <w:rPr>
-          <w:b w:val="0"/>
-          <w:i w:val="0"/>
-        </w:rPr>
-        <w:t>- создание на химически опасных объектах запасов материалов для нейтрализации разлившихся сильно действующих ядовитых веществ, дегазации местности, зараженных строений, транспортных средств, одежды и обуви;</w:t>
-      </w:r>
-    </w:p>
-    <w:p>
-      <w:pPr>
-        <w:jc w:val="both"/>
-      </w:pPr>
-      <w:r>
-        <w:rPr>
-          <w:b w:val="0"/>
-          <w:i w:val="0"/>
-        </w:rPr>
-        <w:t>- разработка и внедрение автоматизированных систем нейтрализации выбросов АХОВ;</w:t>
-      </w:r>
-    </w:p>
-    <w:p>
-      <w:pPr>
-        <w:jc w:val="both"/>
-      </w:pPr>
-      <w:r>
-        <w:rPr>
-          <w:b w:val="0"/>
-          <w:i w:val="0"/>
-        </w:rPr>
-        <w:t>- обеспечение герметизации помещений в жилых и общественных зданиях;</w:t>
-      </w:r>
-    </w:p>
-    <w:p>
-      <w:pPr>
-        <w:jc w:val="both"/>
-      </w:pPr>
-      <w:r>
-        <w:rPr>
-          <w:b w:val="0"/>
-          <w:i w:val="0"/>
-        </w:rPr>
-        <w:t>- разработка и внедрение в производство защитной тары для обеспечения сохранности продуктов и пищевого сырья при перевозке, хранении и раздаче продовольствия;</w:t>
-      </w:r>
-    </w:p>
-    <w:p>
-      <w:pPr>
-        <w:jc w:val="both"/>
-      </w:pPr>
-      <w:r>
-        <w:rPr>
-          <w:b w:val="0"/>
-          <w:i w:val="0"/>
-        </w:rPr>
-        <w:t>- разработка и внедрение новых высокопроизводительных средств дезактивации и дегазации зданий, сооружений, транспорта и специальной техники;</w:t>
-      </w:r>
-    </w:p>
-    <w:p>
-      <w:pPr>
-        <w:jc w:val="both"/>
-      </w:pPr>
-      <w:r>
-        <w:rPr>
-          <w:b w:val="0"/>
-          <w:i w:val="0"/>
-        </w:rPr>
-        <w:t>- разработка и внедрение мероприятий по маскировке территории объекта, в том числе светомаскировки;</w:t>
-      </w:r>
-    </w:p>
-    <w:p>
-      <w:pPr>
-        <w:jc w:val="both"/>
-      </w:pPr>
-      <w:r>
-        <w:rPr>
-          <w:b w:val="0"/>
-          <w:i w:val="0"/>
-        </w:rPr>
-        <w:t>- разработка и внедрение мероприятий по охране территории объекта;</w:t>
-      </w:r>
-    </w:p>
-    <w:p>
-      <w:pPr>
-        <w:jc w:val="both"/>
-      </w:pPr>
-      <w:r>
-        <w:rPr>
-          <w:b w:val="0"/>
-          <w:i w:val="0"/>
-        </w:rPr>
-        <w:t>- разработка и внедрение мероприятий по антитеррористической защите территории объекта;</w:t>
-      </w:r>
-    </w:p>
-    <w:p>
-      <w:pPr>
-        <w:jc w:val="both"/>
-      </w:pPr>
-      <w:r>
-        <w:rPr>
-          <w:b w:val="0"/>
-          <w:i w:val="0"/>
-        </w:rPr>
-        <w:t>- накопление средств индивидуальной и медицинской защиты.</w:t>
-      </w:r>
-    </w:p>
-    <w:p>
-      <w:pPr>
-        <w:jc w:val="both"/>
-      </w:pPr>
-      <w:r>
-        <w:rPr>
-          <w:b w:val="0"/>
-          <w:i w:val="0"/>
-        </w:rPr>
-        <w:t>Перевод объекта на аварийный режим работы включает в себя следующие мероприятия:</w:t>
-      </w:r>
-    </w:p>
-    <w:p>
-      <w:pPr>
-        <w:jc w:val="both"/>
-      </w:pPr>
-      <w:r>
-        <w:rPr>
-          <w:b w:val="0"/>
-          <w:i w:val="0"/>
-        </w:rPr>
-        <w:t>- перераспределение персонала объекта по сменам;</w:t>
-      </w:r>
-    </w:p>
-    <w:p>
-      <w:pPr>
-        <w:jc w:val="both"/>
-      </w:pPr>
-      <w:r>
-        <w:rPr>
-          <w:b w:val="0"/>
-          <w:i w:val="0"/>
-        </w:rPr>
-        <w:t>- обеспечение защиты наибольшей работающей смены;</w:t>
-      </w:r>
-    </w:p>
-    <w:p>
-      <w:pPr>
-        <w:jc w:val="both"/>
-      </w:pPr>
-      <w:r>
-        <w:rPr>
-          <w:b w:val="0"/>
-          <w:i w:val="0"/>
-        </w:rPr>
-        <w:t>- подготовка к безаварийной остановке производства;</w:t>
-      </w:r>
-    </w:p>
-    <w:p>
-      <w:pPr>
-        <w:jc w:val="both"/>
-      </w:pPr>
-      <w:r>
-        <w:rPr>
-          <w:b w:val="0"/>
-          <w:i w:val="0"/>
-        </w:rPr>
-        <w:t>- подготовка к отключению цехов, участков, прекращающих работу;</w:t>
-      </w:r>
-    </w:p>
-    <w:p>
-      <w:pPr>
-        <w:jc w:val="both"/>
-      </w:pPr>
-      <w:r>
-        <w:rPr>
-          <w:b w:val="0"/>
-          <w:i w:val="0"/>
-        </w:rPr>
-        <w:t>- введение системы круглосуточного управления производством;</w:t>
-      </w:r>
-    </w:p>
-    <w:p>
-      <w:pPr>
-        <w:jc w:val="both"/>
-      </w:pPr>
-      <w:r>
-        <w:rPr>
-          <w:b w:val="0"/>
-          <w:i w:val="0"/>
-        </w:rPr>
-        <w:t>- введение в действие системы оповещения;</w:t>
-      </w:r>
-    </w:p>
-    <w:p>
-      <w:pPr>
-        <w:jc w:val="both"/>
-      </w:pPr>
-      <w:r>
-        <w:rPr>
-          <w:b w:val="0"/>
-          <w:i w:val="0"/>
-        </w:rPr>
-        <w:t>- проведение мероприятий по сохранению необходимой документации;</w:t>
-      </w:r>
-    </w:p>
-    <w:p>
-      <w:pPr>
-        <w:jc w:val="both"/>
-      </w:pPr>
-      <w:r>
-        <w:rPr>
-          <w:b w:val="0"/>
-          <w:i w:val="0"/>
-        </w:rPr>
-        <w:t>- проведение мероприятий по маскировке объекта, в том числе светомаскировке;</w:t>
-      </w:r>
-    </w:p>
-    <w:p>
-      <w:pPr>
-        <w:jc w:val="both"/>
-      </w:pPr>
-      <w:r>
-        <w:rPr>
-          <w:b w:val="0"/>
-          <w:i w:val="0"/>
-        </w:rPr>
-        <w:t>- усиление охраны территории объекта.</w:t>
-      </w:r>
-    </w:p>
-    <w:p>
-      <w:pPr>
-        <w:jc w:val="both"/>
-      </w:pPr>
-      <w:r>
-        <w:rPr>
-          <w:b w:val="0"/>
-          <w:i w:val="0"/>
-        </w:rPr>
-        <w:t>Подготовка объекта к восстановлению включает в себя следующие основные мероприятия:</w:t>
-      </w:r>
-    </w:p>
-    <w:p>
-      <w:pPr>
-        <w:jc w:val="both"/>
-      </w:pPr>
-      <w:r>
-        <w:rPr>
-          <w:b w:val="0"/>
-          <w:i w:val="0"/>
-        </w:rPr>
-        <w:t>- разработку проекта восстановления объекта;</w:t>
-      </w:r>
-    </w:p>
-    <w:p>
-      <w:pPr>
-        <w:jc w:val="both"/>
-      </w:pPr>
-      <w:r>
-        <w:rPr>
-          <w:b w:val="0"/>
-          <w:i w:val="0"/>
-        </w:rPr>
-        <w:t>- создание страхового фонда документации, необходимой для восстановления объекта и выпуска запланированной продукции;</w:t>
-      </w:r>
-    </w:p>
-    <w:p>
-      <w:pPr>
-        <w:jc w:val="both"/>
-      </w:pPr>
-      <w:r>
-        <w:rPr>
-          <w:b w:val="0"/>
-          <w:i w:val="0"/>
-        </w:rPr>
-        <w:t>- подготовку рабочей силы и техники, необходимой для проведения восстановительных работ;</w:t>
-      </w:r>
-    </w:p>
-    <w:p>
-      <w:pPr>
-        <w:jc w:val="both"/>
-      </w:pPr>
-      <w:r>
-        <w:rPr>
-          <w:b w:val="0"/>
-          <w:i w:val="0"/>
-        </w:rPr>
-        <w:t>- планирование материально-технического снабжения.</w:t>
-      </w:r>
-    </w:p>
-    <w:p>
-      <w:pPr>
-        <w:jc w:val="both"/>
-      </w:pPr>
-      <w:r>
-        <w:rPr>
-          <w:b w:val="0"/>
-          <w:i w:val="0"/>
-        </w:rPr>
-        <w:t>План-график наращивания мероприятий по ПУФ объекта разрабатывается в случаях:</w:t>
-      </w:r>
-    </w:p>
-    <w:p>
-      <w:pPr>
-        <w:jc w:val="both"/>
-      </w:pPr>
-      <w:r>
-        <w:rPr>
-          <w:b w:val="0"/>
-          <w:i w:val="0"/>
-        </w:rPr>
-        <w:t>- возникновения чрезвычайных ситуаций природного и техногенного характера (приложение к плану действий на объекте по предупреждению и ликвидации чрезвычайных ситуаций природного и техногенного характера);</w:t>
-      </w:r>
-    </w:p>
-    <w:p>
-      <w:pPr>
-        <w:jc w:val="both"/>
-      </w:pPr>
-      <w:r>
-        <w:rPr>
-          <w:b w:val="0"/>
-          <w:i w:val="0"/>
-        </w:rPr>
-        <w:t>- нападения противника с применением ядерного оружия, обычных средств нападения и действий диверсионных групп (приложение к плану гражданской обороны объекта).</w:t>
-      </w:r>
-    </w:p>
-    <w:p>
-      <w:pPr>
-        <w:jc w:val="both"/>
-      </w:pPr>
-      <w:r>
-        <w:rPr>
-          <w:b w:val="0"/>
-          <w:i w:val="0"/>
-        </w:rPr>
-        <w:t>В план-график наращивания мероприятий по повышению устойчивости функционирования объекта при угрозе возникновения ЧС включаются мероприятия, не требующие больших капитальных вложений, трудоемкости и продолжительности выполнения работ, а также мероприятия, которые нецелесообразно выполнять в мирное время.</w:t>
-      </w:r>
-    </w:p>
-    <w:p>
-      <w:pPr>
-        <w:jc w:val="both"/>
-      </w:pPr>
-      <w:r>
-        <w:rPr>
-          <w:b w:val="0"/>
-          <w:i w:val="0"/>
-        </w:rPr>
-        <w:t>Мероприятия, включаемые в план-график, группируются по следующим основным направлениям (разделам):</w:t>
-      </w:r>
-    </w:p>
-    <w:p>
-      <w:pPr>
-        <w:jc w:val="both"/>
-      </w:pPr>
-      <w:r>
-        <w:rPr>
-          <w:b w:val="0"/>
-          <w:i w:val="0"/>
-        </w:rPr>
-        <w:t>- наращивание мероприятий по защите персонала объекта;</w:t>
-      </w:r>
-    </w:p>
-    <w:p>
-      <w:pPr>
-        <w:jc w:val="both"/>
-      </w:pPr>
-      <w:r>
-        <w:rPr>
-          <w:b w:val="0"/>
-          <w:i w:val="0"/>
-        </w:rPr>
-        <w:t>- защита хранилищ легковоспламеняющихся и горючих жидкостей, пожароопасных, взрывоопасных, химически опасных материалов и веществ;</w:t>
-      </w:r>
-    </w:p>
-    <w:p>
-      <w:pPr>
-        <w:jc w:val="both"/>
-      </w:pPr>
-      <w:r>
-        <w:rPr>
-          <w:b w:val="0"/>
-          <w:i w:val="0"/>
-        </w:rPr>
-        <w:t>- защита высоких малоустойчивых сооружений и установок (опор ЛЭП, вышек, подъемных кранов и т.д.);</w:t>
-      </w:r>
-    </w:p>
-    <w:p>
-      <w:pPr>
-        <w:jc w:val="both"/>
-      </w:pPr>
-      <w:r>
-        <w:rPr>
-          <w:b w:val="0"/>
-          <w:i w:val="0"/>
-        </w:rPr>
-        <w:t>- защита оборудования внутри производственных зданий и сооружений;</w:t>
-      </w:r>
-    </w:p>
-    <w:p>
-      <w:pPr>
-        <w:jc w:val="both"/>
-      </w:pPr>
-      <w:r>
-        <w:rPr>
-          <w:b w:val="0"/>
-          <w:i w:val="0"/>
-        </w:rPr>
-        <w:t>- защита технологических и коммунально-энергетических сетей и сооружений;</w:t>
-      </w:r>
-    </w:p>
-    <w:p>
-      <w:pPr>
-        <w:jc w:val="both"/>
-      </w:pPr>
-      <w:r>
-        <w:rPr>
-          <w:b w:val="0"/>
-          <w:i w:val="0"/>
-        </w:rPr>
-        <w:t>- обеспечение резервного водоснабжения объекта;</w:t>
-      </w:r>
-    </w:p>
-    <w:p>
-      <w:pPr>
-        <w:jc w:val="both"/>
-      </w:pPr>
-      <w:r>
-        <w:rPr>
-          <w:b w:val="0"/>
-          <w:i w:val="0"/>
-        </w:rPr>
-        <w:t>- обеспечение резервного энергоснабжения объекта;</w:t>
-      </w:r>
-    </w:p>
-    <w:p>
-      <w:pPr>
-        <w:jc w:val="both"/>
-      </w:pPr>
-      <w:r>
-        <w:rPr>
-          <w:b w:val="0"/>
-          <w:i w:val="0"/>
-        </w:rPr>
-        <w:t>- обеспечение пожарной безопасности объекта;</w:t>
-      </w:r>
-    </w:p>
-    <w:p>
-      <w:pPr>
-        <w:jc w:val="both"/>
-      </w:pPr>
-      <w:r>
-        <w:rPr>
-          <w:b w:val="0"/>
-          <w:i w:val="0"/>
-        </w:rPr>
-        <w:t>- обеспечение маскировки и охраны объекта;</w:t>
-      </w:r>
-    </w:p>
-    <w:p>
-      <w:pPr>
-        <w:jc w:val="both"/>
-      </w:pPr>
-      <w:r>
-        <w:rPr>
-          <w:b w:val="0"/>
-          <w:i w:val="0"/>
-        </w:rPr>
-        <w:t>- подготовка объекта к восстановлению.</w:t>
-      </w:r>
-    </w:p>
-    <w:p>
-      <w:pPr>
-        <w:jc w:val="both"/>
-      </w:pPr>
-      <w:r>
-        <w:rPr>
-          <w:b w:val="0"/>
-          <w:i w:val="0"/>
-        </w:rPr>
-        <w:t>Все эти разделы включают организационные, инженерно-технические и специальные мероприятия.</w:t>
-      </w:r>
-    </w:p>
-    <w:p>
-      <w:pPr>
-        <w:jc w:val="both"/>
-      </w:pPr>
-      <w:r>
-        <w:rPr>
-          <w:b w:val="0"/>
-          <w:i w:val="0"/>
-        </w:rPr>
-        <w:t>План-график наращивания мероприятий по повышению устойчивости функционирования объекта разрабатывается на случай возникновения ЧС:</w:t>
-      </w:r>
-    </w:p>
-    <w:p>
-      <w:pPr>
-        <w:jc w:val="both"/>
-      </w:pPr>
-      <w:r>
-        <w:rPr>
-          <w:b w:val="0"/>
-          <w:i w:val="0"/>
-        </w:rPr>
-        <w:t>- мирного времени, включая ЧС природного и техногенного характера;</w:t>
-      </w:r>
-    </w:p>
-    <w:p>
-      <w:pPr>
-        <w:jc w:val="both"/>
-      </w:pPr>
-      <w:r>
-        <w:rPr>
-          <w:b w:val="0"/>
-          <w:i w:val="0"/>
-        </w:rPr>
-        <w:t>- военного времени, включая ЧС, возникающие на объекте при ядерном нападении противника, с применением современных средств поражения;</w:t>
-      </w:r>
-    </w:p>
-    <w:p>
-      <w:pPr>
-        <w:jc w:val="both"/>
-      </w:pPr>
-      <w:r>
-        <w:rPr>
-          <w:b w:val="0"/>
-          <w:i w:val="0"/>
-        </w:rPr>
-        <w:t>- при действиях диверсионно-разведывательных групп.</w:t>
-      </w:r>
-    </w:p>
-    <w:p>
-      <w:pPr>
-        <w:jc w:val="both"/>
-      </w:pPr>
-      <w:r>
-        <w:rPr>
-          <w:b w:val="0"/>
-          <w:i w:val="0"/>
-        </w:rPr>
-        <w:t>План-график, предусматривающий выполнение мероприятий при возникновении ЧС мирного времени, включается в состав плана действий на объекте по предупреждению и ликвидации ЧС природного и техногенного характера.</w:t>
-      </w:r>
-    </w:p>
-    <w:p>
-      <w:pPr>
-        <w:jc w:val="both"/>
-      </w:pPr>
-      <w:r>
-        <w:rPr>
-          <w:b w:val="0"/>
-          <w:i w:val="0"/>
-        </w:rPr>
-        <w:t>План-график, предусматривающий выполнение мероприятий при возникновении ЧС военного времени, включает в себя мероприятия, проводящиеся на случай возможного нападения противника, современных средств поражения, а также действий диверсионно-разведывательных групп.</w:t>
-      </w:r>
-    </w:p>
-    <w:p>
-      <w:pPr>
-        <w:jc w:val="both"/>
-      </w:pPr>
-      <w:r>
-        <w:rPr>
-          <w:b w:val="0"/>
-          <w:i w:val="0"/>
-        </w:rPr>
-        <w:t>План-график, предусматривающий выполнение мероприятий при возникновении ЧС военного времени, включается в состав плана гражданской обороны объекта.</w:t>
-      </w:r>
-    </w:p>
-    <w:p>
-      <w:pPr>
-        <w:jc w:val="both"/>
-      </w:pPr>
-      <w:r>
-        <w:rPr>
-          <w:b w:val="0"/>
-          <w:i w:val="0"/>
-        </w:rPr>
-        <w:t>Разработку планирующих документов организует комиссия по ПУФ объекта совместно со штабом по делам ГО и ЧС объекта. К работе по планированию должны привлекаться объектовые комиссии и отдельные специалисты.</w:t>
-      </w:r>
-    </w:p>
-    <w:p>
-      <w:pPr>
-        <w:jc w:val="both"/>
-      </w:pPr>
-      <w:r>
-        <w:rPr>
-          <w:b w:val="0"/>
-          <w:i w:val="0"/>
-        </w:rPr>
-        <w:t>Общее руководство разработкой плана осуществляет председатель комиссии ПУФ (руководитель ГО) объекта.</w:t>
-      </w:r>
-    </w:p>
-    <w:p>
-      <w:pPr>
-        <w:jc w:val="both"/>
-      </w:pPr>
-      <w:r>
-        <w:rPr>
-          <w:b/>
-          <w:i w:val="0"/>
-        </w:rPr>
-        <w:t>Литература:</w:t>
-      </w:r>
-    </w:p>
-    <w:p>
-      <w:pPr>
-        <w:jc w:val="both"/>
-      </w:pPr>
-      <w:r>
-        <w:rPr>
-          <w:b w:val="0"/>
-          <w:i w:val="0"/>
-        </w:rPr>
-        <w:t xml:space="preserve">1. </w:t>
-      </w:r>
-      <w:hyperlink r:id="rId10">
+        <w:t xml:space="preserve"> Свод правил. Инженерно-технические мероприятия по гражданской обороне. Актуализированная редакция </w:t>
+      </w:r>
+      <w:hyperlink r:id="rId9">
         <w:r>
           <w:rPr>
             <w:color w:val="0563C1"/>
             <w:u w:val="single"/>
           </w:rPr>
-          <w:t xml:space="preserve">Федеральный закон от 12.02.1998 N 28-ФЗ "О гражданской обороне"</w:t>
+          <w:t xml:space="preserve">СНиП 2.01.51-90</w:t>
         </w:r>
       </w:hyperlink>
       <w:r>
@@ -3359,7 +2724,20 @@
           <w:b w:val="0"/>
           <w:i w:val="0"/>
         </w:rPr>
-        <w:t xml:space="preserve"> (статья 2 «Задачи в области гражданской обороны»).</w:t>
+        <w:t>»</w:t>
+      </w:r>
+      <w:r>
+        <w:rPr>
+          <w:vertAlign w:val="superscript"/>
+        </w:rPr>
+        <w:t>24</w:t>
+      </w:r>
+      <w:r>
+        <w:rPr>
+          <w:b w:val="0"/>
+          <w:i w:val="0"/>
+        </w:rPr>
+        <w:t>), ведомственных норм, соответствующих государственных норм и стандартов.</w:t>
       </w:r>
     </w:p>
     <w:p>
@@ -3371,7 +2749,7 @@
           <w:b w:val="0"/>
           <w:i w:val="0"/>
         </w:rPr>
-        <w:t>2. Положение о гражданской обороне в Российской Федерации (пункт 20), утвержденное Постановлением Правительства РФ от 26.11.2007 N 804.</w:t>
+        <w:t>К числу инженерно-технических мероприятий относятся также и технологические мероприятия, проводимые в целях повышения устойчивости инженерно-технического комплекса объекта.</w:t>
       </w:r>
     </w:p>
     <w:p>
@@ -3383,15 +2761,647 @@
           <w:b w:val="0"/>
           <w:i w:val="0"/>
         </w:rPr>
-        <w:t xml:space="preserve">3. </w:t>
-      </w:r>
+        <w:t>Специальные технологические мероприятия обеспечивают создание условий для перевода работы объекта на аварийный режим работы и обеспечения всех видов защиты и спасения людей, попавших в зоны ЧС, и быстрой ликвидации ЧС и ее последствий. К ним относятся:</w:t>
+      </w:r>
+    </w:p>
+    <w:p>
+      <w:pPr>
+        <w:jc w:val="both"/>
+      </w:pPr>
+      <w:r>
+        <w:rPr>
+          <w:b w:val="0"/>
+          <w:i w:val="0"/>
+        </w:rPr>
+        <w:t>- перевод объекта на аварийный режим работы;</w:t>
+      </w:r>
+    </w:p>
+    <w:p>
+      <w:pPr>
+        <w:jc w:val="both"/>
+      </w:pPr>
+      <w:r>
+        <w:rPr>
+          <w:b w:val="0"/>
+          <w:i w:val="0"/>
+        </w:rPr>
+        <w:t>- подготовка объекта к восстановлению после ликвидации ЧС;</w:t>
+      </w:r>
+    </w:p>
+    <w:p>
+      <w:pPr>
+        <w:jc w:val="both"/>
+      </w:pPr>
+      <w:r>
+        <w:rPr>
+          <w:b w:val="0"/>
+          <w:i w:val="0"/>
+        </w:rPr>
+        <w:t>- создание на химически опасных объектах запасов материалов для нейтрализации разлившихся сильно действующих ядовитых веществ, дегазации местности, зараженных строений, транспортных средств, одежды и обуви;</w:t>
+      </w:r>
+    </w:p>
+    <w:p>
+      <w:pPr>
+        <w:jc w:val="both"/>
+      </w:pPr>
+      <w:r>
+        <w:rPr>
+          <w:b w:val="0"/>
+          <w:i w:val="0"/>
+        </w:rPr>
+        <w:t>- разработка и внедрение автоматизированных систем нейтрализации выбросов АХОВ;</w:t>
+      </w:r>
+    </w:p>
+    <w:p>
+      <w:pPr>
+        <w:jc w:val="both"/>
+      </w:pPr>
+      <w:r>
+        <w:rPr>
+          <w:b w:val="0"/>
+          <w:i w:val="0"/>
+        </w:rPr>
+        <w:t>- обеспечение герметизации помещений в жилых и общественных зданиях;</w:t>
+      </w:r>
+    </w:p>
+    <w:p>
+      <w:pPr>
+        <w:jc w:val="both"/>
+      </w:pPr>
+      <w:r>
+        <w:rPr>
+          <w:b w:val="0"/>
+          <w:i w:val="0"/>
+        </w:rPr>
+        <w:t>- разработка и внедрение в производство защитной тары для обеспечения сохранности продуктов и пищевого сырья при перевозке, хранении и раздаче продовольствия;</w:t>
+      </w:r>
+    </w:p>
+    <w:p>
+      <w:pPr>
+        <w:jc w:val="both"/>
+      </w:pPr>
+      <w:r>
+        <w:rPr>
+          <w:b w:val="0"/>
+          <w:i w:val="0"/>
+        </w:rPr>
+        <w:t>- разработка и внедрение новых высокопроизводительных средств дезактивации и дегазации зданий, сооружений, транспорта и специальной техники;</w:t>
+      </w:r>
+    </w:p>
+    <w:p>
+      <w:pPr>
+        <w:jc w:val="both"/>
+      </w:pPr>
+      <w:r>
+        <w:rPr>
+          <w:b w:val="0"/>
+          <w:i w:val="0"/>
+        </w:rPr>
+        <w:t>- разработка и внедрение мероприятий по маскировке территории объекта, в том числе светомаскировки;</w:t>
+      </w:r>
+    </w:p>
+    <w:p>
+      <w:pPr>
+        <w:jc w:val="both"/>
+      </w:pPr>
+      <w:r>
+        <w:rPr>
+          <w:b w:val="0"/>
+          <w:i w:val="0"/>
+        </w:rPr>
+        <w:t>- разработка и внедрение мероприятий по охране территории объекта;</w:t>
+      </w:r>
+    </w:p>
+    <w:p>
+      <w:pPr>
+        <w:jc w:val="both"/>
+      </w:pPr>
+      <w:r>
+        <w:rPr>
+          <w:b w:val="0"/>
+          <w:i w:val="0"/>
+        </w:rPr>
+        <w:t>- разработка и внедрение мероприятий по антитеррористической защите территории объекта;</w:t>
+      </w:r>
+    </w:p>
+    <w:p>
+      <w:pPr>
+        <w:jc w:val="both"/>
+      </w:pPr>
+      <w:r>
+        <w:rPr>
+          <w:b w:val="0"/>
+          <w:i w:val="0"/>
+        </w:rPr>
+        <w:t>- накопление средств индивидуальной и медицинской защиты.</w:t>
+      </w:r>
+    </w:p>
+    <w:p>
+      <w:pPr>
+        <w:jc w:val="both"/>
+      </w:pPr>
+      <w:r>
+        <w:rPr>
+          <w:b w:val="0"/>
+          <w:i w:val="0"/>
+        </w:rPr>
+        <w:t>Перевод объекта на аварийный режим работы включает в себя следующие мероприятия:</w:t>
+      </w:r>
+    </w:p>
+    <w:p>
+      <w:pPr>
+        <w:jc w:val="both"/>
+      </w:pPr>
+      <w:r>
+        <w:rPr>
+          <w:b w:val="0"/>
+          <w:i w:val="0"/>
+        </w:rPr>
+        <w:t>- перераспределение персонала объекта по сменам;</w:t>
+      </w:r>
+    </w:p>
+    <w:p>
+      <w:pPr>
+        <w:jc w:val="both"/>
+      </w:pPr>
+      <w:r>
+        <w:rPr>
+          <w:b w:val="0"/>
+          <w:i w:val="0"/>
+        </w:rPr>
+        <w:t>- обеспечение защиты наибольшей работающей смены;</w:t>
+      </w:r>
+    </w:p>
+    <w:p>
+      <w:pPr>
+        <w:jc w:val="both"/>
+      </w:pPr>
+      <w:r>
+        <w:rPr>
+          <w:b w:val="0"/>
+          <w:i w:val="0"/>
+        </w:rPr>
+        <w:t>- подготовка к безаварийной остановке производства;</w:t>
+      </w:r>
+    </w:p>
+    <w:p>
+      <w:pPr>
+        <w:jc w:val="both"/>
+      </w:pPr>
+      <w:r>
+        <w:rPr>
+          <w:b w:val="0"/>
+          <w:i w:val="0"/>
+        </w:rPr>
+        <w:t>- подготовка к отключению цехов, участков, прекращающих работу;</w:t>
+      </w:r>
+    </w:p>
+    <w:p>
+      <w:pPr>
+        <w:jc w:val="both"/>
+      </w:pPr>
+      <w:r>
+        <w:rPr>
+          <w:b w:val="0"/>
+          <w:i w:val="0"/>
+        </w:rPr>
+        <w:t>- введение системы круглосуточного управления производством;</w:t>
+      </w:r>
+    </w:p>
+    <w:p>
+      <w:pPr>
+        <w:jc w:val="both"/>
+      </w:pPr>
+      <w:r>
+        <w:rPr>
+          <w:b w:val="0"/>
+          <w:i w:val="0"/>
+        </w:rPr>
+        <w:t>- введение в действие системы оповещения;</w:t>
+      </w:r>
+    </w:p>
+    <w:p>
+      <w:pPr>
+        <w:jc w:val="both"/>
+      </w:pPr>
+      <w:r>
+        <w:rPr>
+          <w:b w:val="0"/>
+          <w:i w:val="0"/>
+        </w:rPr>
+        <w:t>- проведение мероприятий по сохранению необходимой документации;</w:t>
+      </w:r>
+    </w:p>
+    <w:p>
+      <w:pPr>
+        <w:jc w:val="both"/>
+      </w:pPr>
+      <w:r>
+        <w:rPr>
+          <w:b w:val="0"/>
+          <w:i w:val="0"/>
+        </w:rPr>
+        <w:t>- проведение мероприятий по маскировке объекта, в том числе светомаскировке;</w:t>
+      </w:r>
+    </w:p>
+    <w:p>
+      <w:pPr>
+        <w:jc w:val="both"/>
+      </w:pPr>
+      <w:r>
+        <w:rPr>
+          <w:b w:val="0"/>
+          <w:i w:val="0"/>
+        </w:rPr>
+        <w:t>- усиление охраны территории объекта.</w:t>
+      </w:r>
+    </w:p>
+    <w:p>
+      <w:pPr>
+        <w:jc w:val="both"/>
+      </w:pPr>
+      <w:r>
+        <w:rPr>
+          <w:b w:val="0"/>
+          <w:i w:val="0"/>
+        </w:rPr>
+        <w:t>Подготовка объекта к восстановлению включает в себя следующие основные мероприятия:</w:t>
+      </w:r>
+    </w:p>
+    <w:p>
+      <w:pPr>
+        <w:jc w:val="both"/>
+      </w:pPr>
+      <w:r>
+        <w:rPr>
+          <w:b w:val="0"/>
+          <w:i w:val="0"/>
+        </w:rPr>
+        <w:t>- разработку проекта восстановления объекта;</w:t>
+      </w:r>
+    </w:p>
+    <w:p>
+      <w:pPr>
+        <w:jc w:val="both"/>
+      </w:pPr>
+      <w:r>
+        <w:rPr>
+          <w:b w:val="0"/>
+          <w:i w:val="0"/>
+        </w:rPr>
+        <w:t>- создание страхового фонда документации, необходимой для восстановления объекта и выпуска запланированной продукции;</w:t>
+      </w:r>
+    </w:p>
+    <w:p>
+      <w:pPr>
+        <w:jc w:val="both"/>
+      </w:pPr>
+      <w:r>
+        <w:rPr>
+          <w:b w:val="0"/>
+          <w:i w:val="0"/>
+        </w:rPr>
+        <w:t>- подготовку рабочей силы и техники, необходимой для проведения восстановительных работ;</w:t>
+      </w:r>
+    </w:p>
+    <w:p>
+      <w:pPr>
+        <w:jc w:val="both"/>
+      </w:pPr>
+      <w:r>
+        <w:rPr>
+          <w:b w:val="0"/>
+          <w:i w:val="0"/>
+        </w:rPr>
+        <w:t>- планирование материально-технического снабжения.</w:t>
+      </w:r>
+    </w:p>
+    <w:p>
+      <w:pPr>
+        <w:jc w:val="both"/>
+      </w:pPr>
+      <w:r>
+        <w:rPr>
+          <w:b w:val="0"/>
+          <w:i w:val="0"/>
+        </w:rPr>
+        <w:t>План-график наращивания мероприятий по ПУФ объекта разрабатывается в случаях:</w:t>
+      </w:r>
+    </w:p>
+    <w:p>
+      <w:pPr>
+        <w:jc w:val="both"/>
+      </w:pPr>
+      <w:r>
+        <w:rPr>
+          <w:b w:val="0"/>
+          <w:i w:val="0"/>
+        </w:rPr>
+        <w:t>- возникновения чрезвычайных ситуаций природного и техногенного характера (приложение к плану действий на объекте по предупреждению и ликвидации чрезвычайных ситуаций природного и техногенного характера);</w:t>
+      </w:r>
+    </w:p>
+    <w:p>
+      <w:pPr>
+        <w:jc w:val="both"/>
+      </w:pPr>
+      <w:r>
+        <w:rPr>
+          <w:b w:val="0"/>
+          <w:i w:val="0"/>
+        </w:rPr>
+        <w:t>- нападения противника с применением ядерного оружия, обычных средств нападения и действий диверсионных групп (приложение к плану гражданской обороны объекта).</w:t>
+      </w:r>
+    </w:p>
+    <w:p>
+      <w:pPr>
+        <w:jc w:val="both"/>
+      </w:pPr>
+      <w:r>
+        <w:rPr>
+          <w:b w:val="0"/>
+          <w:i w:val="0"/>
+        </w:rPr>
+        <w:t>В план-график наращивания мероприятий по повышению устойчивости функционирования объекта при угрозе возникновения ЧС включаются мероприятия, не требующие больших капитальных вложений, трудоемкости и продолжительности выполнения работ, а также мероприятия, которые нецелесообразно выполнять в мирное время.</w:t>
+      </w:r>
+    </w:p>
+    <w:p>
+      <w:pPr>
+        <w:jc w:val="both"/>
+      </w:pPr>
+      <w:r>
+        <w:rPr>
+          <w:b w:val="0"/>
+          <w:i w:val="0"/>
+        </w:rPr>
+        <w:t>Мероприятия, включаемые в план-график, группируются по следующим основным направлениям (разделам):</w:t>
+      </w:r>
+    </w:p>
+    <w:p>
+      <w:pPr>
+        <w:jc w:val="both"/>
+      </w:pPr>
+      <w:r>
+        <w:rPr>
+          <w:b w:val="0"/>
+          <w:i w:val="0"/>
+        </w:rPr>
+        <w:t>- наращивание мероприятий по защите персонала объекта;</w:t>
+      </w:r>
+    </w:p>
+    <w:p>
+      <w:pPr>
+        <w:jc w:val="both"/>
+      </w:pPr>
+      <w:r>
+        <w:rPr>
+          <w:b w:val="0"/>
+          <w:i w:val="0"/>
+        </w:rPr>
+        <w:t>- защита хранилищ легковоспламеняющихся и горючих жидкостей, пожароопасных, взрывоопасных, химически опасных материалов и веществ;</w:t>
+      </w:r>
+    </w:p>
+    <w:p>
+      <w:pPr>
+        <w:jc w:val="both"/>
+      </w:pPr>
+      <w:r>
+        <w:rPr>
+          <w:b w:val="0"/>
+          <w:i w:val="0"/>
+        </w:rPr>
+        <w:t>- защита высоких малоустойчивых сооружений и установок (опор ЛЭП, вышек, подъемных кранов и т.д.);</w:t>
+      </w:r>
+    </w:p>
+    <w:p>
+      <w:pPr>
+        <w:jc w:val="both"/>
+      </w:pPr>
+      <w:r>
+        <w:rPr>
+          <w:b w:val="0"/>
+          <w:i w:val="0"/>
+        </w:rPr>
+        <w:t>- защита оборудования внутри производственных зданий и сооружений;</w:t>
+      </w:r>
+    </w:p>
+    <w:p>
+      <w:pPr>
+        <w:jc w:val="both"/>
+      </w:pPr>
+      <w:r>
+        <w:rPr>
+          <w:b w:val="0"/>
+          <w:i w:val="0"/>
+        </w:rPr>
+        <w:t>- защита технологических и коммунально-энергетических сетей и сооружений;</w:t>
+      </w:r>
+    </w:p>
+    <w:p>
+      <w:pPr>
+        <w:jc w:val="both"/>
+      </w:pPr>
+      <w:r>
+        <w:rPr>
+          <w:b w:val="0"/>
+          <w:i w:val="0"/>
+        </w:rPr>
+        <w:t>- обеспечение резервного водоснабжения объекта;</w:t>
+      </w:r>
+    </w:p>
+    <w:p>
+      <w:pPr>
+        <w:jc w:val="both"/>
+      </w:pPr>
+      <w:r>
+        <w:rPr>
+          <w:b w:val="0"/>
+          <w:i w:val="0"/>
+        </w:rPr>
+        <w:t>- обеспечение резервного энергоснабжения объекта;</w:t>
+      </w:r>
+    </w:p>
+    <w:p>
+      <w:pPr>
+        <w:jc w:val="both"/>
+      </w:pPr>
+      <w:r>
+        <w:rPr>
+          <w:b w:val="0"/>
+          <w:i w:val="0"/>
+        </w:rPr>
+        <w:t>- обеспечение пожарной безопасности объекта;</w:t>
+      </w:r>
+    </w:p>
+    <w:p>
+      <w:pPr>
+        <w:jc w:val="both"/>
+      </w:pPr>
+      <w:r>
+        <w:rPr>
+          <w:b w:val="0"/>
+          <w:i w:val="0"/>
+        </w:rPr>
+        <w:t>- обеспечение маскировки и охраны объекта;</w:t>
+      </w:r>
+    </w:p>
+    <w:p>
+      <w:pPr>
+        <w:jc w:val="both"/>
+      </w:pPr>
+      <w:r>
+        <w:rPr>
+          <w:b w:val="0"/>
+          <w:i w:val="0"/>
+        </w:rPr>
+        <w:t>- подготовка объекта к восстановлению.</w:t>
+      </w:r>
+    </w:p>
+    <w:p>
+      <w:pPr>
+        <w:jc w:val="both"/>
+      </w:pPr>
+      <w:r>
+        <w:rPr>
+          <w:b w:val="0"/>
+          <w:i w:val="0"/>
+        </w:rPr>
+        <w:t>Все эти разделы включают организационные, инженерно-технические и специальные мероприятия.</w:t>
+      </w:r>
+    </w:p>
+    <w:p>
+      <w:pPr>
+        <w:jc w:val="both"/>
+      </w:pPr>
+      <w:r>
+        <w:rPr>
+          <w:b w:val="0"/>
+          <w:i w:val="0"/>
+        </w:rPr>
+        <w:t>План-график наращивания мероприятий по повышению устойчивости функционирования объекта разрабатывается на случай возникновения ЧС:</w:t>
+      </w:r>
+    </w:p>
+    <w:p>
+      <w:pPr>
+        <w:jc w:val="both"/>
+      </w:pPr>
+      <w:r>
+        <w:rPr>
+          <w:b w:val="0"/>
+          <w:i w:val="0"/>
+        </w:rPr>
+        <w:t>- мирного времени, включая ЧС природного и техногенного характера;</w:t>
+      </w:r>
+    </w:p>
+    <w:p>
+      <w:pPr>
+        <w:jc w:val="both"/>
+      </w:pPr>
+      <w:r>
+        <w:rPr>
+          <w:b w:val="0"/>
+          <w:i w:val="0"/>
+        </w:rPr>
+        <w:t>- военного времени, включая ЧС, возникающие на объекте при ядерном нападении противника, с применением современных средств поражения;</w:t>
+      </w:r>
+    </w:p>
+    <w:p>
+      <w:pPr>
+        <w:jc w:val="both"/>
+      </w:pPr>
+      <w:r>
+        <w:rPr>
+          <w:b w:val="0"/>
+          <w:i w:val="0"/>
+        </w:rPr>
+        <w:t>- при действиях диверсионно-разведывательных групп.</w:t>
+      </w:r>
+    </w:p>
+    <w:p>
+      <w:pPr>
+        <w:jc w:val="both"/>
+      </w:pPr>
+      <w:r>
+        <w:rPr>
+          <w:b w:val="0"/>
+          <w:i w:val="0"/>
+        </w:rPr>
+        <w:t>План-график, предусматривающий выполнение мероприятий при возникновении ЧС мирного времени, включается в состав плана действий на объекте по предупреждению и ликвидации ЧС природного и техногенного характера.</w:t>
+      </w:r>
+    </w:p>
+    <w:p>
+      <w:pPr>
+        <w:jc w:val="both"/>
+      </w:pPr>
+      <w:r>
+        <w:rPr>
+          <w:b w:val="0"/>
+          <w:i w:val="0"/>
+        </w:rPr>
+        <w:t>План-график, предусматривающий выполнение мероприятий при возникновении ЧС военного времени, включает в себя мероприятия, проводящиеся на случай возможного нападения противника, современных средств поражения, а также действий диверсионно-разведывательных групп.</w:t>
+      </w:r>
+    </w:p>
+    <w:p>
+      <w:pPr>
+        <w:jc w:val="both"/>
+      </w:pPr>
+      <w:r>
+        <w:rPr>
+          <w:b w:val="0"/>
+          <w:i w:val="0"/>
+        </w:rPr>
+        <w:t>План-график, предусматривающий выполнение мероприятий при возникновении ЧС военного времени, включается в состав плана гражданской обороны объекта.</w:t>
+      </w:r>
+    </w:p>
+    <w:p>
+      <w:pPr>
+        <w:jc w:val="both"/>
+      </w:pPr>
+      <w:r>
+        <w:rPr>
+          <w:b w:val="0"/>
+          <w:i w:val="0"/>
+        </w:rPr>
+        <w:t>Разработку планирующих документов организует комиссия по ПУФ объекта совместно со штабом по делам ГО и ЧС объекта. К работе по планированию должны привлекаться объектовые комиссии и отдельные специалисты.</w:t>
+      </w:r>
+    </w:p>
+    <w:p>
+      <w:pPr>
+        <w:jc w:val="both"/>
+      </w:pPr>
+      <w:r>
+        <w:rPr>
+          <w:b w:val="0"/>
+          <w:i w:val="0"/>
+        </w:rPr>
+        <w:t>Общее руководство разработкой плана осуществляет председатель комиссии ПУФ (руководитель ГО) объекта.</w:t>
+      </w:r>
+    </w:p>
+    <w:p>
+      <w:r/>
+    </w:p>
+    <w:p>
+      <w:pPr>
+        <w:jc w:val="both"/>
+      </w:pPr>
+      <w:r>
+        <w:rPr>
+          <w:b/>
+          <w:i w:val="0"/>
+        </w:rPr>
+        <w:t>Литература:</w:t>
+      </w:r>
+    </w:p>
+    <w:p>
+      <w:pPr>
+        <w:jc w:val="both"/>
+      </w:pPr>
       <w:hyperlink r:id="rId11">
         <w:r>
           <w:rPr>
             <w:color w:val="0563C1"/>
             <w:u w:val="single"/>
           </w:rPr>
-          <w:t xml:space="preserve">ГОСТ Р 22.2.12-2020. </w:t>
+          <w:t xml:space="preserve">1. Федеральный закон от 12.02.1998 N 28-ФЗ "О гражданской обороне"</w:t>
         </w:r>
       </w:hyperlink>
       <w:r>
@@ -3399,15 +3409,20 @@
           <w:b w:val="0"/>
           <w:i w:val="0"/>
         </w:rPr>
-        <w:t xml:space="preserve">Национальный стандарт Российской Федерации. Безопасность в чрезвычайных ситуациях. Повышение устойчивости функционирования организаций в чрезвычайных ситуациях. Основные положения (утв. и введен в действие </w:t>
-      </w:r>
-      <w:hyperlink r:id="rId11">
+        <w:t xml:space="preserve"> (статья 2 «Задачи в области гражданской обороны»).</w:t>
+      </w:r>
+    </w:p>
+    <w:p>
+      <w:pPr>
+        <w:jc w:val="both"/>
+      </w:pPr>
+      <w:hyperlink r:id="rId12">
         <w:r>
           <w:rPr>
             <w:color w:val="0563C1"/>
             <w:u w:val="single"/>
           </w:rPr>
-          <w:t xml:space="preserve">приказом Росстандарта от 11.09.2020 N 645-ст</w:t>
+          <w:t xml:space="preserve">2. Положение о гражданской обороне в Российской Федерации (пункт 20), утвержденное Постановлением Правительства РФ от 26.11.2007 N 804</w:t>
         </w:r>
       </w:hyperlink>
       <w:r>
@@ -3415,6 +3430,50 @@
           <w:b w:val="0"/>
           <w:i w:val="0"/>
         </w:rPr>
+        <w:t>.</w:t>
+      </w:r>
+    </w:p>
+    <w:p>
+      <w:pPr>
+        <w:jc w:val="both"/>
+      </w:pPr>
+      <w:r>
+        <w:rPr>
+          <w:b w:val="0"/>
+          <w:i w:val="0"/>
+        </w:rPr>
+        <w:t xml:space="preserve">3. </w:t>
+      </w:r>
+      <w:hyperlink r:id="rId13">
+        <w:r>
+          <w:rPr>
+            <w:color w:val="0563C1"/>
+            <w:u w:val="single"/>
+          </w:rPr>
+          <w:t xml:space="preserve">ГОСТ Р 22.2.12-2020.</w:t>
+        </w:r>
+      </w:hyperlink>
+      <w:r>
+        <w:rPr>
+          <w:b w:val="0"/>
+          <w:i w:val="0"/>
+        </w:rPr>
+        <w:t xml:space="preserve"> Национальный стандарт Российской Федерации. Безопас</w:t>
+      </w:r>
+      <w:hyperlink r:id="rId13">
+        <w:r>
+          <w:rPr>
+            <w:color w:val="0563C1"/>
+            <w:u w:val="single"/>
+          </w:rPr>
+          <w:t xml:space="preserve">ность в чрезвычайных ситуациях. Повышение устойчивости функционирования организаций в чрезвычайных ситуациях. Основные положения (утв. и введен в действие приказом Росстандарта от 11.09.2020 N 645-ст</w:t>
+        </w:r>
+      </w:hyperlink>
+      <w:r>
+        <w:rPr>
+          <w:b w:val="0"/>
+          <w:i w:val="0"/>
+        </w:rPr>
         <w:t>).</w:t>
       </w:r>
     </w:p>
@@ -3427,7 +3486,23 @@
           <w:b w:val="0"/>
           <w:i w:val="0"/>
         </w:rPr>
-        <w:t>4. Методические рекомендации по защите основных производственных фондов организации в целях повышения устойчивости функционирования объектов экономики при военных конфликтах или вследствие этих конфликтов (направлены письмом МЧС России от 18.08.2023 N М-ВЯ-102).</w:t>
+        <w:t>4. Методические рекомендации по защите основных производств</w:t>
+      </w:r>
+      <w:hyperlink r:id="rId14">
+        <w:r>
+          <w:rPr>
+            <w:color w:val="0563C1"/>
+            <w:u w:val="single"/>
+          </w:rPr>
+          <w:t xml:space="preserve">енных фондов организации в целях повышения устойчивости функционирования объектов экономики при военных конфликтах или вследствие этих конфликтов (направлены письмом МЧС России от 18.08.2023 N М-ВЯ-102</w:t>
+        </w:r>
+      </w:hyperlink>
+      <w:r>
+        <w:rPr>
+          <w:b w:val="0"/>
+          <w:i w:val="0"/>
+        </w:rPr>
+        <w:t>).</w:t>
       </w:r>
     </w:p>
     <w:p>
@@ -3447,23 +3522,16 @@
             <w:color w:val="0563C1"/>
             <w:u w:val="single"/>
           </w:rPr>
-          <w:t xml:space="preserve">СП 165.1325800.2014. </w:t>
+          <w:t xml:space="preserve">СП 165.1325800.2014.</w:t>
         </w:r>
       </w:hyperlink>
-      <w:r>
-        <w:rPr>
-          <w:b w:val="0"/>
-          <w:i w:val="0"/>
-        </w:rPr>
-        <w:t xml:space="preserve">Свод правил. Инженерно-технические мероприятия по гражданской обороне. Актуализированная редакция </w:t>
-      </w:r>
-      <w:hyperlink r:id="rId9">
+      <w:hyperlink r:id="rId15">
         <w:r>
           <w:rPr>
             <w:color w:val="0563C1"/>
             <w:u w:val="single"/>
           </w:rPr>
-          <w:t xml:space="preserve">СНиП 2.01.51-90 </w:t>
+          <w:t xml:space="preserve"> Свод правил. Инженерно-технические мероприятия по гражданской обороне. Актуализированная редакция СНиП 2.01.51-90 (утв. и введен в действие приказом Минстроя России от 12.11.2014 N 705/пр</w:t>
         </w:r>
       </w:hyperlink>
       <w:r>
@@ -3471,25 +3539,12 @@
           <w:b w:val="0"/>
           <w:i w:val="0"/>
         </w:rPr>
-        <w:t xml:space="preserve">(утв. и введен в действие </w:t>
-      </w:r>
-      <w:hyperlink r:id="rId12">
-        <w:r>
-          <w:rPr>
-            <w:color w:val="0563C1"/>
-            <w:u w:val="single"/>
-          </w:rPr>
-          <w:t xml:space="preserve">приказом Минстроя России от 12.11.2014 N 705/пр</w:t>
-        </w:r>
-      </w:hyperlink>
-      <w:r>
-        <w:rPr>
-          <w:b w:val="0"/>
-          <w:i w:val="0"/>
-        </w:rPr>
         <w:t>) (ред. от 12.04.2023).</w:t>
       </w:r>
     </w:p>
+    <w:p>
+      <w:r/>
+    </w:p>
     <w:p/>
     <w:p>
       <w:r>
@@ -3511,12 +3566,12 @@
     </w:p>
     <w:p>
       <w:r>
-        <w:t>23. Утвержден и введен в действие приказом Минстроя России от 12.11.2014 N 705/ пр ) (ред. от  12.04.2023 ).</w:t>
-      </w:r>
-    </w:p>
-    <w:p>
-      <w:r>
-        <w:t>24. Утвержден и введен в действие приказом Минстроя России от 12.11.2014 N 705/ пр  (ред. от  12.04.2023 ).</w:t>
+        <w:t>23. Утвержден и введен в действие приказом Минстроя России от 12.11.2014 N 705/пр) (ред. от 12.04.2023).</w:t>
+      </w:r>
+    </w:p>
+    <w:p>
+      <w:r>
+        <w:t>24. Утвержден и введен в действие приказом Минстроя России от 12.11.2014 N 705/пр (ред. от 12.04.2023).</w:t>
       </w:r>
     </w:p>
     <w:sectPr>
